--- a/deliverables/Mandvi_DevOps_Session_Student_Guide.docx
+++ b/deliverables/Mandvi_DevOps_Session_Student_Guide.docx
@@ -80,7 +80,7 @@
           <w:sz w:val="22"/>
           <w:szCs w:val="22"/>
         </w:rPr>
-        <w:t xml:space="preserve">Resource Person: Dhruv Hemanthbhai Patel, DevOps Engineer at Raapid Inc.</w:t>
+        <w:t xml:space="preserve">Resource Person: Dhruv Hemantbhai Patel, DevOps Engineer at Raapid Inc.</w:t>
       </w:r>
     </w:p>
     <w:p>
